--- a/data/revised_2026-10_full/tracked/v2/Physics/SS3.1_Radioactivity_and_Stability_of_Isotopes/Physics_Radioactivity_and_Stability_of_Isotopes_SummaryTable_TRACKED.docx
+++ b/data/revised_2026-10_full/tracked/v2/Physics/SS3.1_Radioactivity_and_Stability_of_Isotopes/Physics_Radioactivity_and_Stability_of_Isotopes_SummaryTable_TRACKED.docx
@@ -802,7 +802,7 @@
               </w:rPr>
               <w:t xml:space="preserve">Learners can now explain that the pitchblende rock continuously exposes photographic film because uranium-238 nuclei — which sit outside the belt of nuclear stability due to an excess of neutrons relative to protons — spontaneously emit alpha particles to reduce their mass and proton number, moving toward a more stable nuclear configuration. The resulting daughter nuclei may still be unstable and emit beta particles to further adjust their neutron-to-proton ratio. Gamma rays carry away excess nuclear energy during these transitions. </w:t>
             </w:r>
-            <w:ins w:id="9001" w:author="Claude (AI) - proposed" w:date="2026-10-15T08:04:37Z">
+            <w:ins w:id="9001" w:author="Claude (AI) - proposed" w:date="2026-10-18T00:32:22Z">
               <w:r>
                 <w:rPr>
                   <w:rFonts w:ascii="Arial" w:cs="Arial" w:eastAsia="Arial" w:hAnsi="Arial"/>
@@ -1105,7 +1105,7 @@
               </w:rPr>
               <w:t xml:space="preserve">The half-life of a radioactive isotope is the time for half the undecayed nuclei in a sample to decay. Decay follows an exponential pattern described by N = N0 x (one-half)^n. Different isotopes have vastly different half-lives: Carbon-14 has a half-life of 5730 years (used to date the </w:t>
             </w:r>
-            <w:del w:id="9002" w:author="Claude (AI) - proposed" w:date="2026-10-15T08:04:37Z">
+            <w:del w:id="9002" w:author="Claude (AI) - proposed" w:date="2026-10-18T00:32:22Z">
               <w:r>
                 <w:rPr>
                   <w:rFonts w:ascii="Arial" w:cs="Arial" w:eastAsia="Arial" w:hAnsi="Arial"/>
@@ -1120,7 +1120,7 @@
                 <w:delText xml:space="preserve">Olorgesailie</w:delText>
               </w:r>
             </w:del>
-            <w:ins w:id="9003" w:author="Claude (AI) - proposed" w:date="2026-10-15T08:04:37Z">
+            <w:ins w:id="9003" w:author="Claude (AI) - proposed" w:date="2026-10-18T00:32:22Z">
               <w:r>
                 <w:rPr>
                   <w:rFonts w:ascii="Arial" w:cs="Arial" w:eastAsia="Arial" w:hAnsi="Arial"/>
@@ -1181,7 +1181,7 @@
               </w:rPr>
               <w:t xml:space="preserve">The pitchblende rock has been emitting radiation for billions of years without running out because uranium-238 has an enormously long half-life. </w:t>
             </w:r>
-            <w:del w:id="9004" w:author="Claude (AI) - proposed" w:date="2026-10-15T08:04:37Z">
+            <w:del w:id="9004" w:author="Claude (AI) - proposed" w:date="2026-10-18T00:32:22Z">
               <w:r>
                 <w:rPr>
                   <w:rFonts w:ascii="Arial" w:cs="Arial" w:eastAsia="Arial" w:hAnsi="Arial"/>
@@ -1196,7 +1196,7 @@
                 <w:delText xml:space="preserve">Only a tiny fraction</w:delText>
               </w:r>
             </w:del>
-            <w:ins w:id="9005" w:author="Claude (AI) - proposed" w:date="2026-10-15T08:04:37Z">
+            <w:ins w:id="9005" w:author="Claude (AI) - proposed" w:date="2026-10-18T00:32:22Z">
               <w:r>
                 <w:rPr>
                   <w:rFonts w:ascii="Arial" w:cs="Arial" w:eastAsia="Arial" w:hAnsi="Arial"/>
@@ -1224,7 +1224,7 @@
               </w:rPr>
               <w:t xml:space="preserve"> of its nuclei have decayed since Earth formed</w:t>
             </w:r>
-            <w:del w:id="9006" w:author="Claude (AI) - proposed" w:date="2026-10-15T08:04:37Z">
+            <w:del w:id="9006" w:author="Claude (AI) - proposed" w:date="2026-10-18T00:32:22Z">
               <w:r>
                 <w:rPr>
                   <w:rFonts w:ascii="Arial" w:cs="Arial" w:eastAsia="Arial" w:hAnsi="Arial"/>
@@ -1239,7 +1239,7 @@
                 <w:delText xml:space="preserve">, leaving</w:delText>
               </w:r>
             </w:del>
-            <w:ins w:id="9007" w:author="Claude (AI) - proposed" w:date="2026-10-15T08:04:37Z">
+            <w:ins w:id="9007" w:author="Claude (AI) - proposed" w:date="2026-10-18T00:32:22Z">
               <w:r>
                 <w:rPr>
                   <w:rFonts w:ascii="Arial" w:cs="Arial" w:eastAsia="Arial" w:hAnsi="Arial"/>
@@ -1267,7 +1267,7 @@
               </w:rPr>
               <w:t xml:space="preserve"> vast numbers of undecayed nuclei</w:t>
             </w:r>
-            <w:ins w:id="9008" w:author="Claude (AI) - proposed" w:date="2026-10-15T08:04:37Z">
+            <w:ins w:id="9008" w:author="Claude (AI) - proposed" w:date="2026-10-18T00:32:22Z">
               <w:r>
                 <w:rPr>
                   <w:rFonts w:ascii="Arial" w:cs="Arial" w:eastAsia="Arial" w:hAnsi="Arial"/>
@@ -1383,7 +1383,7 @@
               </w:rPr>
               <w:t xml:space="preserve">Learners observed: (1) a fully worked α-decay equation (²³⁸₉₂U → ²³⁴₉₀Th + ⁴₂He) demonstrated step-by-step on the board, showing conservation of nucleon number and proton number; (2) three guided equation cards covering α-decay (Radium in pitchblende), β-decay (Carbon-14 dating at </w:t>
             </w:r>
-            <w:del w:id="9009" w:author="Claude (AI) - proposed" w:date="2026-10-15T08:04:37Z">
+            <w:del w:id="9009" w:author="Claude (AI) - proposed" w:date="2026-10-18T00:32:22Z">
               <w:r>
                 <w:rPr>
                   <w:rFonts w:ascii="Arial" w:cs="Arial" w:eastAsia="Arial" w:hAnsi="Arial"/>
@@ -1398,7 +1398,7 @@
                 <w:delText xml:space="preserve">Fort Jesus, Mombasa</w:delText>
               </w:r>
             </w:del>
-            <w:ins w:id="9010" w:author="Claude (AI) - proposed" w:date="2026-10-15T08:04:37Z">
+            <w:ins w:id="9010" w:author="Claude (AI) - proposed" w:date="2026-10-18T00:32:22Z">
               <w:r>
                 <w:rPr>
                   <w:rFonts w:ascii="Arial" w:cs="Arial" w:eastAsia="Arial" w:hAnsi="Arial"/>
@@ -1459,7 +1459,7 @@
               </w:rPr>
               <w:t xml:space="preserve">Learners learned that: (1) nuclear equations must conserve nucleon number (A) and proton number (Z) on both sides — these are the fundamental rules governing all radioactive decay; (2) α-decay always reduces A by 4 and Z by 2, producing a daughter nucleus two elements lower on the periodic table; (3) β-minus decay keeps A constant while increasing Z by 1, producing a daughter nucleus one element higher; (4) γ-emission changes neither A nor Z — it releases energy only; (5) each decay can be plotted as a directional arrow on the N vs Z graph, and </w:t>
             </w:r>
-            <w:del w:id="9011" w:author="Claude (AI) - proposed" w:date="2026-10-15T08:04:37Z">
+            <w:del w:id="9011" w:author="Claude (AI) - proposed" w:date="2026-10-18T00:32:22Z">
               <w:r>
                 <w:rPr>
                   <w:rFonts w:ascii="Arial" w:cs="Arial" w:eastAsia="Arial" w:hAnsi="Arial"/>
@@ -1474,7 +1474,7 @@
                 <w:delText xml:space="preserve">every arrow points</w:delText>
               </w:r>
             </w:del>
-            <w:ins w:id="9012" w:author="Claude (AI) - proposed" w:date="2026-10-15T08:04:37Z">
+            <w:ins w:id="9012" w:author="Claude (AI) - proposed" w:date="2026-10-18T00:32:22Z">
               <w:r>
                 <w:rPr>
                   <w:rFonts w:ascii="Arial" w:cs="Arial" w:eastAsia="Arial" w:hAnsi="Arial"/>
@@ -1502,7 +1502,7 @@
               </w:rPr>
               <w:t xml:space="preserve"> toward the belt of stability</w:t>
             </w:r>
-            <w:del w:id="9013" w:author="Claude (AI) - proposed" w:date="2026-10-15T08:04:37Z">
+            <w:del w:id="9013" w:author="Claude (AI) - proposed" w:date="2026-10-18T00:32:22Z">
               <w:r>
                 <w:rPr>
                   <w:rFonts w:ascii="Arial" w:cs="Arial" w:eastAsia="Arial" w:hAnsi="Arial"/>
@@ -1517,7 +1517,7 @@
                 <w:delText xml:space="preserve">, confirming that radioactive decay is the nucleus's way of achieving a more stable configuration</w:delText>
               </w:r>
             </w:del>
-            <w:ins w:id="9014" w:author="Claude (AI) - proposed" w:date="2026-10-15T08:04:37Z">
+            <w:ins w:id="9014" w:author="Claude (AI) - proposed" w:date="2026-10-18T00:32:22Z">
               <w:r>
                 <w:rPr>
                   <w:rFonts w:ascii="Arial" w:cs="Arial" w:eastAsia="Arial" w:hAnsi="Arial"/>
@@ -1578,7 +1578,7 @@
               </w:rPr>
               <w:t xml:space="preserve">Learners explained: Using balanced nuclear equations and the N vs Z stability plot, learners explained that the pitchblende ore exposes photographic film in complete darkness because ²³⁸₉₂U nuclei — sitting outside the belt of stability — spontaneously eject alpha particles (⁴₂He), transforming into ²³⁴₉₀Th daughter nuclei</w:t>
             </w:r>
-            <w:del w:id="9015" w:author="Claude (AI) - proposed" w:date="2026-10-15T08:04:37Z">
+            <w:del w:id="9015" w:author="Claude (AI) - proposed" w:date="2026-10-18T00:32:22Z">
               <w:r>
                 <w:rPr>
                   <w:rFonts w:ascii="Arial" w:cs="Arial" w:eastAsia="Arial" w:hAnsi="Arial"/>
@@ -1593,7 +1593,7 @@
                 <w:delText xml:space="preserve"> that sit closer to the belt of stability. The emitted alpha particles (and subsequent </w:delText>
               </w:r>
             </w:del>
-            <w:ins w:id="9016" w:author="Claude (AI) - proposed" w:date="2026-10-15T08:04:37Z">
+            <w:ins w:id="9016" w:author="Claude (AI) - proposed" w:date="2026-10-18T00:32:22Z">
               <w:r>
                 <w:rPr>
                   <w:rFonts w:ascii="Arial" w:cs="Arial" w:eastAsia="Arial" w:hAnsi="Arial"/>
@@ -1621,7 +1621,7 @@
               </w:rPr>
               <w:t xml:space="preserve">beta particles and gamma rays from </w:t>
             </w:r>
-            <w:del w:id="9017" w:author="Claude (AI) - proposed" w:date="2026-10-15T08:04:37Z">
+            <w:del w:id="9017" w:author="Claude (AI) - proposed" w:date="2026-10-18T00:32:22Z">
               <w:r>
                 <w:rPr>
                   <w:rFonts w:ascii="Arial" w:cs="Arial" w:eastAsia="Arial" w:hAnsi="Arial"/>
@@ -1636,7 +1636,7 @@
                 <w:delText xml:space="preserve">further decays in the chain</w:delText>
               </w:r>
             </w:del>
-            <w:ins w:id="9018" w:author="Claude (AI) - proposed" w:date="2026-10-15T08:04:37Z">
+            <w:ins w:id="9018" w:author="Claude (AI) - proposed" w:date="2026-10-18T00:32:22Z">
               <w:r>
                 <w:rPr>
                   <w:rFonts w:ascii="Arial" w:cs="Arial" w:eastAsia="Arial" w:hAnsi="Arial"/>
@@ -1752,7 +1752,7 @@
               </w:rPr>
               <w:t xml:space="preserve">Using the PhET Nuclear Fission simulation, learners observed: a U-235 nucleus splitting into two fission fragments + 2–3 neutrons + energy when struck by a neutron; a chain reaction branching diagram showing exponential growth from one initial neutron; the role of control rods in moderating the chain reaction; and the full energy transformation pathway inside a nuclear reactor (nuclear → thermal → kinetic → electrical energy). From the video, learners also observed a conceptual explanation of nuclear fusion and the </w:t>
             </w:r>
-            <w:del w:id="9019" w:author="Claude (AI) - proposed" w:date="2026-10-15T08:04:37Z">
+            <w:del w:id="9019" w:author="Claude (AI) - proposed" w:date="2026-10-18T00:32:22Z">
               <w:r>
                 <w:rPr>
                   <w:rFonts w:ascii="Arial" w:cs="Arial" w:eastAsia="Arial" w:hAnsi="Arial"/>
@@ -1767,7 +1767,7 @@
                 <w:delText xml:space="preserve">KNEB</w:delText>
               </w:r>
             </w:del>
-            <w:ins w:id="9020" w:author="Claude (AI) - proposed" w:date="2026-10-15T08:04:37Z">
+            <w:ins w:id="9020" w:author="Claude (AI) - proposed" w:date="2026-10-18T00:32:22Z">
               <w:r>
                 <w:rPr>
                   <w:rFonts w:ascii="Arial" w:cs="Arial" w:eastAsia="Arial" w:hAnsi="Arial"/>
@@ -1828,7 +1828,7 @@
               </w:rPr>
               <w:t xml:space="preserve">Learners learned that: (1) Nuclear fission is the splitting of a heavy nucleus (e.g., U-235) by a neutron, producing fission fragments, more neutrons, and large amounts of energy; (2) Nuclear fusion is the joining of light nuclei (e.g., hydrogen isotopes) under extreme conditions, releasing even greater energy per kilogram; (3) In both reactions, the products have slightly less mass than the reactants — this 'missing' mass (mass defect) is converted to energy via E = mc², explaining WHERE the energy in the pitchblende rock ultimately comes from; (4) A controlled chain reaction in a nuclear reactor generates electricity, while an uncontrolled chain reaction produces a nuclear explosion — control rods manage this; (5) Kenya (through </w:t>
             </w:r>
-            <w:del w:id="9021" w:author="Claude (AI) - proposed" w:date="2026-10-15T08:04:37Z">
+            <w:del w:id="9021" w:author="Claude (AI) - proposed" w:date="2026-10-18T00:32:22Z">
               <w:r>
                 <w:rPr>
                   <w:rFonts w:ascii="Arial" w:cs="Arial" w:eastAsia="Arial" w:hAnsi="Arial"/>
@@ -1843,7 +1843,7 @@
                 <w:delText xml:space="preserve">KNEB</w:delText>
               </w:r>
             </w:del>
-            <w:ins w:id="9022" w:author="Claude (AI) - proposed" w:date="2026-10-15T08:04:37Z">
+            <w:ins w:id="9022" w:author="Claude (AI) - proposed" w:date="2026-10-18T00:32:22Z">
               <w:r>
                 <w:rPr>
                   <w:rFonts w:ascii="Arial" w:cs="Arial" w:eastAsia="Arial" w:hAnsi="Arial"/>
@@ -1992,7 +1992,7 @@
               </w:rPr>
               <w:t xml:space="preserve">Learners observed four real-world Kenyan applications of radioactivity through the applications carousel: cobalt-60 radiotherapy at Kenyatta National Hospital for cervical cancer treatment; KALRO gamma irradiation of stored maize, beans, and sorghum for pest control and crop improvement in counties like Makueni; beta-source industrial thickness gauging in manufacturing; and carbon-14 versus </w:t>
             </w:r>
-            <w:del w:id="9023" w:author="Claude (AI) - proposed" w:date="2026-10-15T08:04:37Z">
+            <w:del w:id="9023" w:author="Claude (AI) - proposed" w:date="2026-10-18T00:32:22Z">
               <w:r>
                 <w:rPr>
                   <w:rFonts w:ascii="Arial" w:cs="Arial" w:eastAsia="Arial" w:hAnsi="Arial"/>
@@ -2007,7 +2007,7 @@
                 <w:delText xml:space="preserve">uranium-lead</w:delText>
               </w:r>
             </w:del>
-            <w:ins w:id="9024" w:author="Claude (AI) - proposed" w:date="2026-10-15T08:04:37Z">
+            <w:ins w:id="9024" w:author="Claude (AI) - proposed" w:date="2026-10-18T00:32:22Z">
               <w:r>
                 <w:rPr>
                   <w:rFonts w:ascii="Arial" w:cs="Arial" w:eastAsia="Arial" w:hAnsi="Arial"/>
@@ -2223,7 +2223,7 @@
         </w:rPr>
         <w:t xml:space="preserve">© 2026 SeaVuria and ARES. This work is licensed under a </w:t>
       </w:r>
-      <w:hyperlink w:history="1" r:id="rId0eyj6vyxqfif7jw-g_2dx">
+      <w:hyperlink w:history="1" r:id="rIdlf1raanzbwq_c8isu6mg6">
         <w:r>
           <w:rPr>
             <w:rFonts w:ascii="Arial" w:cs="Arial" w:eastAsia="Arial" w:hAnsi="Arial"/>
@@ -2243,7 +2243,7 @@
         </w:rPr>
         <w:t xml:space="preserve"> (</w:t>
       </w:r>
-      <w:hyperlink w:history="1" r:id="rIdx9xttkp_7mfz1rshdldfq">
+      <w:hyperlink w:history="1" r:id="rIdgfnewkbeqp7frgm0qxvvd">
         <w:r>
           <w:rPr>
             <w:rFonts w:ascii="Arial" w:cs="Arial" w:eastAsia="Arial" w:hAnsi="Arial"/>
@@ -2263,7 +2263,7 @@
         </w:rPr>
         <w:t xml:space="preserve">). To view a copy of this license, visit </w:t>
       </w:r>
-      <w:hyperlink w:history="1" r:id="rIddolm341_34tq_3m65lsgr">
+      <w:hyperlink w:history="1" r:id="rIdf7io8ldph9eeyvooxzfwq">
         <w:r>
           <w:rPr>
             <w:rFonts w:ascii="Arial" w:cs="Arial" w:eastAsia="Arial" w:hAnsi="Arial"/>
